--- a/outputs/数据中心PRD-V2.docx
+++ b/outputs/数据中心PRD-V2.docx
@@ -91,7 +91,7 @@
               <w:spacing w:line="240" w:lineRule="auto" w:before="60" w:after="60"/>
             </w:pPr>
             <w:r>
-              <w:t>V2.1</w:t>
+              <w:t>V2.2</w:t>
             </w:r>
           </w:p>
         </w:tc>
@@ -146,7 +146,7 @@
               <w:spacing w:line="240" w:lineRule="auto" w:before="60" w:after="60"/>
             </w:pPr>
             <w:r>
-              <w:t>2026-08-11</w:t>
+              <w:t>2026-08-13</w:t>
             </w:r>
           </w:p>
         </w:tc>
@@ -7027,31 +7027,7 @@
               <w:spacing w:line="240" w:lineRule="auto" w:before="60" w:after="60"/>
             </w:pPr>
             <w:r>
-              <w:t>以竖向柱状图展示各集消耗积分，</w:t>
-            </w:r>
-            <w:r>
-              <w:t xml:space="preserve"> </w:t>
-            </w:r>
-            <w:r>
-              <w:t xml:space="preserve">X </w:t>
-            </w:r>
-            <w:r>
-              <w:t xml:space="preserve"> </w:t>
-            </w:r>
-            <w:r>
-              <w:t>轴为集数，</w:t>
-            </w:r>
-            <w:r>
-              <w:t xml:space="preserve"> </w:t>
-            </w:r>
-            <w:r>
-              <w:t xml:space="preserve">Y </w:t>
-            </w:r>
-            <w:r>
-              <w:t xml:space="preserve"> </w:t>
-            </w:r>
-            <w:r>
-              <w:t>轴为积分。底部展示峰值与均值统计。</w:t>
+              <w:t>以堆叠柱状图展示各集消耗积分的「成员构成」。每集一根竖柱按参与成员（创建人/张淳/韩岳/其他成员）拆分彩色分段堆叠，颜色复用成员消耗对比配色；单集可由 1~3 名成员协作，多人时自然分段。顶部展示成员色例，底部展示峰值与均值统计。</w:t>
             </w:r>
             <w:r>
               <w:t xml:space="preserve"> </w:t>
@@ -7069,10 +7045,13 @@
               <w:rPr>
                 <w:rFonts w:ascii="Courier" w:hAnsi="Courier"/>
               </w:rPr>
-              <w:t>renderModalVBars(svgId, rows, 'points')</w:t>
-            </w:r>
-            <w:r>
-              <w:t xml:space="preserve"> 。</w:t>
+              <w:t>renderModalStackedBars(svgId, epMemberData, 'points')</w:t>
+            </w:r>
+            <w:r>
+              <w:t xml:space="preserve"> </w:t>
+            </w:r>
+            <w:r>
+              <w:t>。交互：鼠标移入某集 → 浮层锚定在图表区内（同核心趋势图），按成员消耗从高到低展示「第 N 集 / 成员A：X 积分 · 占 Y% / 成员B：… / 合计：Z 积分」，当前集总消耗 = 各段之和。</w:t>
             </w:r>
           </w:p>
         </w:tc>
@@ -7254,31 +7233,7 @@
               <w:spacing w:line="240" w:lineRule="auto" w:before="60" w:after="60"/>
             </w:pPr>
             <w:r>
-              <w:t>以竖向柱状图展示各集生成时长（分钟），</w:t>
-            </w:r>
-            <w:r>
-              <w:t xml:space="preserve"> </w:t>
-            </w:r>
-            <w:r>
-              <w:t xml:space="preserve">X </w:t>
-            </w:r>
-            <w:r>
-              <w:t xml:space="preserve"> </w:t>
-            </w:r>
-            <w:r>
-              <w:t>轴为集数，</w:t>
-            </w:r>
-            <w:r>
-              <w:t xml:space="preserve"> </w:t>
-            </w:r>
-            <w:r>
-              <w:t xml:space="preserve">Y </w:t>
-            </w:r>
-            <w:r>
-              <w:t xml:space="preserve"> </w:t>
-            </w:r>
-            <w:r>
-              <w:t>轴为分钟。底部展示峰值与均值统计。</w:t>
+              <w:t>以堆叠柱状图展示各集生成时长（分钟）的「成员构成」，与单集消耗柱状图保持对称视图。每集一根竖柱按参与成员拆分堆叠，时长 = 项目总时长按各成员消耗占比拆分的秒数（同「成员生成时长对比」口径），展示为分钟。顶部展示成员色例，底部展示峰值与均值统计。</w:t>
             </w:r>
             <w:r>
               <w:t xml:space="preserve"> </w:t>
@@ -7296,10 +7251,13 @@
               <w:rPr>
                 <w:rFonts w:ascii="Courier" w:hAnsi="Courier"/>
               </w:rPr>
-              <w:t>renderModalVBars(svgId, rows, 'time')</w:t>
-            </w:r>
-            <w:r>
-              <w:t xml:space="preserve"> ，时长由秒转换为分钟。</w:t>
+              <w:t>renderModalStackedBars(svgId, epTimeMemberData, 'time')</w:t>
+            </w:r>
+            <w:r>
+              <w:t xml:space="preserve"> </w:t>
+            </w:r>
+            <w:r>
+              <w:t>。交互：同单集消耗柱状图（hover 浮层展示「第 N 集 / 成员A：X 分钟 · 占 Y% / 成员B：… / 合计：Z 分钟」）。</w:t>
             </w:r>
           </w:p>
         </w:tc>
@@ -12946,7 +12904,7 @@
               <w:t xml:space="preserve"> </w:t>
             </w:r>
             <w:r>
-              <w:t>视频消耗积分</w:t>
+              <w:t>视频消耗积分；弹窗内可下钻至成员拆分（见序号 18）</w:t>
             </w:r>
           </w:p>
         </w:tc>
@@ -13052,7 +13010,7 @@
               <w:spacing w:line="240" w:lineRule="auto" w:before="60" w:after="60"/>
             </w:pPr>
             <w:r>
-              <w:t>某一集的视频生成时长</w:t>
+              <w:t>某一集的视频生成时长；弹窗内可下钻至成员拆分（见序号 19）</w:t>
             </w:r>
           </w:p>
         </w:tc>
@@ -16092,6 +16050,24 @@
       <w:startOverride w:val="1"/>
     </w:lvlOverride>
   </w:num>
+  <w:num w:numId="11">
+    <w:abstractNumId w:val="7"/>
+    <w:lvlOverride w:ilvl="0">
+      <w:startOverride w:val="1"/>
+    </w:lvlOverride>
+  </w:num>
+  <w:num w:numId="12">
+    <w:abstractNumId w:val="7"/>
+    <w:lvlOverride w:ilvl="0">
+      <w:startOverride w:val="1"/>
+    </w:lvlOverride>
+  </w:num>
+  <w:num w:numId="13">
+    <w:abstractNumId w:val="7"/>
+    <w:lvlOverride w:ilvl="0">
+      <w:startOverride w:val="1"/>
+    </w:lvlOverride>
+  </w:num>
 </w:numbering>
 </file>
 
@@ -16256,10 +16232,10 @@
     <w:qFormat/>
     <w:rsid w:val="00FC693F"/>
     <w:pPr>
-      <w:spacing w:line="367" w:lineRule="auto"/>
+      <w:spacing w:line="347" w:lineRule="auto"/>
     </w:pPr>
     <w:rPr>
-      <w:rFonts w:ascii="PingFang SC" w:hAnsi="PingFang SC" w:eastAsia="PingFang SC"/>
+      <w:rFonts w:ascii="Microsoft YaHei" w:hAnsi="Microsoft YaHei" w:eastAsia="Microsoft YaHei"/>
       <w:color w:val="1F2329"/>
       <w:sz w:val="21"/>
     </w:rPr>
@@ -16319,7 +16295,7 @@
     <w:pPr>
       <w:keepNext/>
       <w:keepLines/>
-      <w:spacing w:before="480" w:after="0"/>
+      <w:spacing w:before="480" w:after="360"/>
       <w:jc w:val="center"/>
       <w:outlineLvl w:val="0"/>
     </w:pPr>
@@ -16344,15 +16320,15 @@
     <w:pPr>
       <w:keepNext/>
       <w:keepLines/>
-      <w:spacing w:before="200" w:after="0"/>
+      <w:spacing w:before="480" w:after="0"/>
       <w:outlineLvl w:val="1"/>
     </w:pPr>
     <w:rPr>
       <w:rFonts w:asciiTheme="majorHAnsi" w:eastAsiaTheme="majorEastAsia" w:hAnsiTheme="majorHAnsi" w:cstheme="majorBidi"/>
       <w:b/>
       <w:bCs/>
-      <w:color w:val="1F2329"/>
-      <w:sz w:val="30"/>
+      <w:color w:val="4F81BD" w:themeColor="accent1"/>
+      <w:sz w:val="28"/>
       <w:szCs w:val="26"/>
     </w:rPr>
   </w:style>
@@ -16368,14 +16344,14 @@
     <w:pPr>
       <w:keepNext/>
       <w:keepLines/>
-      <w:spacing w:before="200" w:after="0"/>
+      <w:spacing w:before="330" w:after="0"/>
       <w:outlineLvl w:val="2"/>
     </w:pPr>
     <w:rPr>
       <w:rFonts w:asciiTheme="majorHAnsi" w:eastAsiaTheme="majorEastAsia" w:hAnsiTheme="majorHAnsi" w:cstheme="majorBidi"/>
       <w:b/>
       <w:bCs/>
-      <w:color w:val="374151"/>
+      <w:color w:val="4F81BD" w:themeColor="accent1"/>
       <w:sz w:val="24"/>
     </w:rPr>
   </w:style>
@@ -16392,7 +16368,7 @@
     <w:pPr>
       <w:keepNext/>
       <w:keepLines/>
-      <w:spacing w:before="200" w:after="0"/>
+      <w:spacing w:before="240" w:after="0"/>
       <w:outlineLvl w:val="3"/>
     </w:pPr>
     <w:rPr>
@@ -16402,6 +16378,7 @@
       <w:i/>
       <w:iCs/>
       <w:color w:val="4F81BD" w:themeColor="accent1"/>
+      <w:sz w:val="21"/>
     </w:rPr>
   </w:style>
   <w:style w:type="paragraph" w:styleId="Heading5">

--- a/outputs/数据中心PRD-V2.docx
+++ b/outputs/数据中心PRD-V2.docx
@@ -2624,7 +2624,7 @@
               <ns0:spacing ns0:line="240" ns0:lineRule="auto" ns0:before="60" ns0:after="60"/>
             </ns0:pPr>
             <ns0:r>
-              <ns0:t xml:space="preserve">提供「今日 / 昨日 / 本周 / 本月 / 近 90 天」快捷标签（不含自定义）：今日、昨日为按小时视图（X 轴 HH:00），昨日位于今日之后、与前一日对比；点击即切换全局时间范围，同步刷新 KPI 卡片、三张趋势图与三维度列表数据。KPI 卡片随快捷项联动展示环比标注：今日较昨日、昨日较前日、本周较上周、本月较上月、近 90 天较上期。默认选中「本月」。选中态为蓝色高亮，切换后旧标签取消高亮。</ns0:t>
+              <ns0:t xml:space="preserve">提供「今日 / 昨日 / 近7天 / 近30天 / 自定义」快捷标签：今日、昨日为按小时视图（X 轴 HH:00），昨日位于今日之后、与前一日对比；近7天、近30天为按天视图（X 轴 MM-DD）；点击即切换全局时间范围，同步刷新 KPI 卡片、三张趋势图与三维度列表数据。KPI 卡片随快捷项联动展示环比标注：今日较昨日、昨日较前日、近7天较上7天、近30天较上30天。默认选中「近30天」。选中态为蓝色高亮，切换后旧标签取消高亮。</ns0:t>
             </ns0:r>
           </ns0:p>
         </ns0:tc>
